--- a/7. 网络/3. 网络安全/1. 网络安全.docx
+++ b/7. 网络/3. 网络安全/1. 网络安全.docx
@@ -166,7 +166,46 @@
         <w:rPr>
           <w:rFonts w:hint="eastAsia"/>
         </w:rPr>
-        <w:t>租户在云上独立隔离的虚拟网络，相当于你自己的机房，可以自定义网段、子网、路由，不同VPC默认网络隔离。</w:t>
+        <w:t>租户在云上</w:t>
+      </w:r>
+      <w:r>
+        <w:rPr>
+          <w:rFonts w:hint="eastAsia"/>
+          <w:color w:val="FF0000"/>
+        </w:rPr>
+        <w:t>独立隔离的虚拟网络</w:t>
+      </w:r>
+      <w:r>
+        <w:rPr>
+          <w:rFonts w:hint="eastAsia"/>
+        </w:rPr>
+        <w:t>，相当于你</w:t>
+      </w:r>
+      <w:r>
+        <w:rPr>
+          <w:rFonts w:hint="eastAsia"/>
+          <w:color w:val="FF0000"/>
+        </w:rPr>
+        <w:t>自己的机房</w:t>
+      </w:r>
+      <w:r>
+        <w:rPr>
+          <w:rFonts w:hint="eastAsia"/>
+        </w:rPr>
+        <w:t>，可以自定义网段、子网、路由，</w:t>
+      </w:r>
+      <w:r>
+        <w:rPr>
+          <w:rFonts w:hint="eastAsia"/>
+          <w:color w:val="FF0000"/>
+        </w:rPr>
+        <w:t>不同VPC默认网络隔离</w:t>
+      </w:r>
+      <w:r>
+        <w:rPr>
+          <w:rFonts w:hint="eastAsia"/>
+        </w:rPr>
+        <w:t>。</w:t>
       </w:r>
     </w:p>
     <w:p>
@@ -195,7 +234,20 @@
         <w:rPr>
           <w:rFonts w:hint="eastAsia"/>
         </w:rPr>
-        <w:t>VPC内划分的网段，虚拟机、数据库等资源部署在子网中，分公有子网（可公网）、私有子网（不能直接访问公网）。</w:t>
+        <w:t>VPC内划分的网段，虚拟机、数据库等资源部署在子网中，分</w:t>
+      </w:r>
+      <w:r>
+        <w:rPr>
+          <w:rFonts w:hint="eastAsia"/>
+          <w:color w:val="FF0000"/>
+        </w:rPr>
+        <w:t>公有子网（可公网）、私有子网（不能直接访问公网）</w:t>
+      </w:r>
+      <w:r>
+        <w:rPr>
+          <w:rFonts w:hint="eastAsia"/>
+        </w:rPr>
+        <w:t>。</w:t>
       </w:r>
     </w:p>
     <w:p>
@@ -291,8 +343,15 @@
       <w:r>
         <w:rPr>
           <w:rFonts w:hint="eastAsia"/>
-        </w:rPr>
-        <w:t>&gt;对比：安全组绑定实例；ACL绑定子网。</w:t>
+          <w:lang w:val="en-US" w:eastAsia="zh-CN"/>
+        </w:rPr>
+        <w:tab/>
+      </w:r>
+      <w:r>
+        <w:rPr>
+          <w:rFonts w:hint="eastAsia"/>
+        </w:rPr>
+        <w:t>对比：安全组绑定实例；ACL绑定子网。</w:t>
       </w:r>
     </w:p>
     <w:p>
@@ -320,8 +379,15 @@
       <w:r>
         <w:rPr>
           <w:rFonts w:hint="eastAsia"/>
-        </w:rPr>
-        <w:t>私有子网资源访问外网，不暴露公网IP；也支持DNAT把公网流量转发到内网。</w:t>
+          <w:color w:val="FF0000"/>
+        </w:rPr>
+        <w:t>私有子网资源访问外网，不暴露公网IP</w:t>
+      </w:r>
+      <w:r>
+        <w:rPr>
+          <w:rFonts w:hint="eastAsia"/>
+        </w:rPr>
+        <w:t>；也支持DNAT把公网流量转发到内网。</w:t>
       </w:r>
     </w:p>
     <w:p>
@@ -652,13 +718,6 @@
     </w:p>
     <w:p>
       <w:pPr>
-        <w:rPr>
-          <w:rFonts w:hint="eastAsia"/>
-        </w:rPr>
-      </w:pPr>
-    </w:p>
-    <w:p>
-      <w:pPr>
         <w:pStyle w:val="3"/>
         <w:bidi w:val="0"/>
         <w:rPr>
@@ -697,8 +756,15 @@
       <w:r>
         <w:rPr>
           <w:rFonts w:hint="eastAsia"/>
-        </w:rPr>
-        <w:t>防护Web业务，拦截SQL注入、XSS、命令注入、爬虫、CC攻击；解析HTTP/HTTPS流量，支持自定义规则。</w:t>
+          <w:color w:val="FF0000"/>
+        </w:rPr>
+        <w:t>防护Web业务，拦截SQL注入、XSS、命令注入、爬虫、CC攻击；解析HTTP/HTTPS流量，支持自定义规则</w:t>
+      </w:r>
+      <w:r>
+        <w:rPr>
+          <w:rFonts w:hint="eastAsia"/>
+        </w:rPr>
+        <w:t>。</w:t>
       </w:r>
     </w:p>
     <w:p>
@@ -2147,8 +2213,15 @@
       <w:r>
         <w:rPr>
           <w:rFonts w:hint="eastAsia"/>
-        </w:rPr>
-        <w:t>运维入口统一管控，账号托管，操作录像，审计登录行为，避免直接给服务器账号密码。</w:t>
+          <w:color w:val="FF0000"/>
+        </w:rPr>
+        <w:t>运维入口统一管控，账号托管，操作录像，审计登录行为，避免直接给服务器账号密码</w:t>
+      </w:r>
+      <w:r>
+        <w:rPr>
+          <w:rFonts w:hint="eastAsia"/>
+        </w:rPr>
+        <w:t>。</w:t>
       </w:r>
     </w:p>
     <w:p>
@@ -2317,13 +2390,6 @@
         </w:rPr>
         <w:t>高频高危风险：存储桶配置错误，对外公开，内部数据泄露。云安全面试高频考点。</w:t>
       </w:r>
-    </w:p>
-    <w:p>
-      <w:pPr>
-        <w:rPr>
-          <w:rFonts w:hint="eastAsia"/>
-        </w:rPr>
-      </w:pPr>
     </w:p>
     <w:p>
       <w:pPr>
@@ -2884,6 +2950,12 @@
           <w:lang w:val="en-US" w:eastAsia="zh-CN"/>
         </w:rPr>
         <w:tab/>
+      </w:r>
+      <w:r>
+        <w:rPr>
+          <w:rFonts w:hint="eastAsia"/>
+          <w:lang w:val="en-US" w:eastAsia="zh-CN"/>
+        </w:rPr>
         <w:t xml:space="preserve">- </w:t>
       </w:r>
       <w:r>
@@ -2908,6 +2980,12 @@
           <w:lang w:val="en-US" w:eastAsia="zh-CN"/>
         </w:rPr>
         <w:tab/>
+      </w:r>
+      <w:r>
+        <w:rPr>
+          <w:rFonts w:hint="eastAsia"/>
+          <w:lang w:val="en-US" w:eastAsia="zh-CN"/>
+        </w:rPr>
         <w:t xml:space="preserve">- </w:t>
       </w:r>
       <w:r>
@@ -2973,6 +3051,12 @@
           <w:lang w:val="en-US" w:eastAsia="zh-CN"/>
         </w:rPr>
         <w:tab/>
+      </w:r>
+      <w:r>
+        <w:rPr>
+          <w:rFonts w:hint="eastAsia"/>
+          <w:lang w:val="en-US" w:eastAsia="zh-CN"/>
+        </w:rPr>
         <w:t>ECS直接绑定公网IP，绕过ALB/WAF，公网直接访问业务端口</w:t>
       </w:r>
     </w:p>
@@ -3048,6 +3132,12 @@
           <w:lang w:val="en-US" w:eastAsia="zh-CN"/>
         </w:rPr>
         <w:tab/>
+      </w:r>
+      <w:r>
+        <w:rPr>
+          <w:rFonts w:hint="eastAsia"/>
+          <w:lang w:val="en-US" w:eastAsia="zh-CN"/>
+        </w:rPr>
         <w:t>公网 → DDoS清洗节点 → ALB(绑定WAF) → VPC IGW → NACL子网管控 → 安全组(仅允许ALB网段) → ECS业务主机 → 主机安全 → RDS（白名单限制业务IP）</w:t>
       </w:r>
     </w:p>
@@ -3076,6 +3166,14 @@
           <w:lang w:val="en-US" w:eastAsia="zh-CN"/>
         </w:rPr>
         <w:tab/>
+      </w:r>
+      <w:r>
+        <w:rPr>
+          <w:rFonts w:hint="eastAsia"/>
+          <w:b/>
+          <w:bCs/>
+          <w:lang w:val="en-US" w:eastAsia="zh-CN"/>
+        </w:rPr>
         <w:t>南北向 vs 东西向流量区分（云安全基础）</w:t>
       </w:r>
     </w:p>
@@ -3092,6 +3190,12 @@
           <w:lang w:val="en-US" w:eastAsia="zh-CN"/>
         </w:rPr>
         <w:tab/>
+      </w:r>
+      <w:r>
+        <w:rPr>
+          <w:rFonts w:hint="eastAsia"/>
+          <w:lang w:val="en-US" w:eastAsia="zh-CN"/>
+        </w:rPr>
         <w:t>1、南北向流量：公网 ↔ VPC内部业务，上面链路主要防护南北向，WAF、DDoS、ALB都处理南北向。</w:t>
       </w:r>
     </w:p>
@@ -3108,6 +3212,12 @@
           <w:lang w:val="en-US" w:eastAsia="zh-CN"/>
         </w:rPr>
         <w:tab/>
+      </w:r>
+      <w:r>
+        <w:rPr>
+          <w:rFonts w:hint="eastAsia"/>
+          <w:lang w:val="en-US" w:eastAsia="zh-CN"/>
+        </w:rPr>
         <w:t>2、东西向流量：VPC内部，业务A访问业务B，ECS访问数据库；靠云防火墙、安全组、NACL做隔离，</w:t>
       </w:r>
       <w:r>
@@ -3125,15 +3235,6 @@
         </w:rPr>
         <w:t>。</w:t>
       </w:r>
-    </w:p>
-    <w:p>
-      <w:pPr>
-        <w:ind w:firstLine="420" w:firstLineChars="0"/>
-        <w:rPr>
-          <w:rFonts w:hint="eastAsia"/>
-          <w:lang w:val="en-US" w:eastAsia="zh-CN"/>
-        </w:rPr>
-      </w:pPr>
     </w:p>
     <w:p>
       <w:pPr>
@@ -3182,7 +3283,36 @@
           <w:lang w:val="en-US" w:eastAsia="zh-CN"/>
         </w:rPr>
         <w:tab/>
-        <w:t>OSI七层（应用层）负载均衡，专门处理 HTTP / HTTPS / QUIC / gRPC，云上Web、微服务、容器业务的流量入口网关。</w:t>
+      </w:r>
+      <w:r>
+        <w:rPr>
+          <w:rFonts w:hint="eastAsia"/>
+          <w:color w:val="FF0000"/>
+          <w:lang w:val="en-US" w:eastAsia="zh-CN"/>
+        </w:rPr>
+        <w:t>OSI七层（应用层）负载均衡</w:t>
+      </w:r>
+      <w:r>
+        <w:rPr>
+          <w:rFonts w:hint="eastAsia"/>
+          <w:lang w:val="en-US" w:eastAsia="zh-CN"/>
+        </w:rPr>
+        <w:t xml:space="preserve">，专门处理 </w:t>
+      </w:r>
+      <w:r>
+        <w:rPr>
+          <w:rFonts w:hint="eastAsia"/>
+          <w:color w:val="FF0000"/>
+          <w:lang w:val="en-US" w:eastAsia="zh-CN"/>
+        </w:rPr>
+        <w:t>HTTP / HTTPS / QUIC / gRPC</w:t>
+      </w:r>
+      <w:r>
+        <w:rPr>
+          <w:rFonts w:hint="eastAsia"/>
+          <w:lang w:val="en-US" w:eastAsia="zh-CN"/>
+        </w:rPr>
+        <w:t>，云上Web、微服务、容器业务的流量入口网关。</w:t>
       </w:r>
     </w:p>
     <w:p>
@@ -3198,23 +3328,44 @@
           <w:lang w:val="en-US" w:eastAsia="zh-CN"/>
         </w:rPr>
         <w:tab/>
-        <w:t>阿里云/AWS都叫ALB；阿里云SLB是负载均衡产品家族总称，包含ALB、NLB、CLB三款产品。</w:t>
-      </w:r>
-    </w:p>
-    <w:p>
-      <w:pPr>
-        <w:ind w:firstLine="420" w:firstLineChars="0"/>
-        <w:rPr>
-          <w:rFonts w:hint="eastAsia"/>
-          <w:lang w:val="en-US" w:eastAsia="zh-CN"/>
-        </w:rPr>
-      </w:pPr>
-      <w:r>
-        <w:rPr>
-          <w:rFonts w:hint="eastAsia"/>
-          <w:lang w:val="en-US" w:eastAsia="zh-CN"/>
-        </w:rPr>
-        <w:t>读懂HTTP报文，基于域名、URL、Header做精细化流量分发；做SSL证书卸载；可以一键绑定WAF做Web安全防护；也是K8s ACK官方Ingress网关。</w:t>
+      </w:r>
+      <w:r>
+        <w:rPr>
+          <w:rFonts w:hint="eastAsia"/>
+          <w:lang w:val="en-US" w:eastAsia="zh-CN"/>
+        </w:rPr>
+        <w:t>阿里云/AWS都叫ALB；阿里云SLB是负载均衡产品家族总称，包含ALB、NLB、CLB三款产品（还有一个新的网关型负载均衡GWLB）。</w:t>
+      </w:r>
+    </w:p>
+    <w:p>
+      <w:pPr>
+        <w:ind w:firstLine="420" w:firstLineChars="0"/>
+        <w:rPr>
+          <w:rFonts w:hint="eastAsia"/>
+          <w:lang w:val="en-US" w:eastAsia="zh-CN"/>
+        </w:rPr>
+      </w:pPr>
+      <w:r>
+        <w:rPr>
+          <w:rFonts w:hint="eastAsia"/>
+          <w:lang w:val="en-US" w:eastAsia="zh-CN"/>
+        </w:rPr>
+        <w:t>读懂HTTP报文，基于域名、URL、Header做精细化流量分发；做SSL证书卸载；可以</w:t>
+      </w:r>
+      <w:r>
+        <w:rPr>
+          <w:rFonts w:hint="eastAsia"/>
+          <w:color w:val="FF0000"/>
+          <w:lang w:val="en-US" w:eastAsia="zh-CN"/>
+        </w:rPr>
+        <w:t>一键绑定WAF做Web安全防护</w:t>
+      </w:r>
+      <w:r>
+        <w:rPr>
+          <w:rFonts w:hint="eastAsia"/>
+          <w:lang w:val="en-US" w:eastAsia="zh-CN"/>
+        </w:rPr>
+        <w:t>；也是K8s ACK官方Ingress网关。</w:t>
       </w:r>
     </w:p>
     <w:p>
@@ -3247,6 +3398,12 @@
           <w:lang w:val="en-US" w:eastAsia="zh-CN"/>
         </w:rPr>
         <w:tab/>
+      </w:r>
+      <w:r>
+        <w:rPr>
+          <w:rFonts w:hint="eastAsia"/>
+          <w:lang w:val="en-US" w:eastAsia="zh-CN"/>
+        </w:rPr>
         <w:t>1、实例（ALB实例）</w:t>
       </w:r>
     </w:p>
@@ -3387,6 +3544,12 @@
           <w:lang w:val="en-US" w:eastAsia="zh-CN"/>
         </w:rPr>
         <w:tab/>
+      </w:r>
+      <w:r>
+        <w:rPr>
+          <w:rFonts w:hint="eastAsia"/>
+          <w:lang w:val="en-US" w:eastAsia="zh-CN"/>
+        </w:rPr>
         <w:t>3、转发规则（核心能力）</w:t>
       </w:r>
     </w:p>
@@ -3476,6 +3639,7 @@
     <w:p>
       <w:pPr>
         <w:numPr>
+          <w:ilvl w:val="0"/>
           <w:numId w:val="0"/>
         </w:numPr>
         <w:ind w:firstLine="420" w:firstLineChars="0"/>
@@ -3586,6 +3750,12 @@
           <w:lang w:val="en-US" w:eastAsia="zh-CN"/>
         </w:rPr>
         <w:tab/>
+      </w:r>
+      <w:r>
+        <w:rPr>
+          <w:rFonts w:hint="eastAsia"/>
+          <w:lang w:val="en-US" w:eastAsia="zh-CN"/>
+        </w:rPr>
         <w:t>1、SSL/TLS卸载</w:t>
       </w:r>
     </w:p>
@@ -3618,6 +3788,12 @@
           <w:lang w:val="en-US" w:eastAsia="zh-CN"/>
         </w:rPr>
         <w:tab/>
+      </w:r>
+      <w:r>
+        <w:rPr>
+          <w:rFonts w:hint="eastAsia"/>
+          <w:lang w:val="en-US" w:eastAsia="zh-CN"/>
+        </w:rPr>
         <w:t>关键点：WAF要检测攻击，</w:t>
       </w:r>
       <w:r>
@@ -3841,6 +4017,12 @@
           <w:lang w:val="en-US" w:eastAsia="zh-CN"/>
         </w:rPr>
         <w:tab/>
+      </w:r>
+      <w:r>
+        <w:rPr>
+          <w:rFonts w:hint="eastAsia"/>
+          <w:lang w:val="en-US" w:eastAsia="zh-CN"/>
+        </w:rPr>
         <w:t>1、普通公网Web业务</w:t>
       </w:r>
     </w:p>
@@ -3857,6 +4039,12 @@
           <w:lang w:val="en-US" w:eastAsia="zh-CN"/>
         </w:rPr>
         <w:tab/>
+      </w:r>
+      <w:r>
+        <w:rPr>
+          <w:rFonts w:hint="eastAsia"/>
+          <w:lang w:val="en-US" w:eastAsia="zh-CN"/>
+        </w:rPr>
         <w:t>用户 → 公网ALB（HTTPS解密+路由+WAF检测） → ECS/ECI容器</w:t>
       </w:r>
     </w:p>
@@ -3889,6 +4077,12 @@
           <w:lang w:val="en-US" w:eastAsia="zh-CN"/>
         </w:rPr>
         <w:tab/>
+      </w:r>
+      <w:r>
+        <w:rPr>
+          <w:rFonts w:hint="eastAsia"/>
+          <w:lang w:val="en-US" w:eastAsia="zh-CN"/>
+        </w:rPr>
         <w:t>用户 → CDN节点 → ALB(WAF增强版) → 后端</w:t>
       </w:r>
     </w:p>
@@ -3913,6 +4107,12 @@
           <w:lang w:val="en-US" w:eastAsia="zh-CN"/>
         </w:rPr>
         <w:tab/>
+      </w:r>
+      <w:r>
+        <w:rPr>
+          <w:rFonts w:hint="eastAsia"/>
+          <w:lang w:val="en-US" w:eastAsia="zh-CN"/>
+        </w:rPr>
         <w:t>安全最佳实践：后端ECS安全组</w:t>
       </w:r>
       <w:r>
@@ -3936,16 +4136,16 @@
         <w:pStyle w:val="5"/>
         <w:bidi w:val="0"/>
         <w:rPr>
-          <w:rFonts w:hint="eastAsia"/>
-          <w:lang w:val="en-US" w:eastAsia="zh-CN"/>
-        </w:rPr>
-      </w:pPr>
-      <w:r>
-        <w:rPr>
-          <w:rFonts w:hint="eastAsia"/>
-          <w:lang w:val="en-US" w:eastAsia="zh-CN"/>
-        </w:rPr>
-        <w:t>ALB vs NLB vs CLB</w:t>
+          <w:rFonts w:hint="default"/>
+          <w:lang w:val="en-US" w:eastAsia="zh-CN"/>
+        </w:rPr>
+      </w:pPr>
+      <w:r>
+        <w:rPr>
+          <w:rFonts w:hint="eastAsia"/>
+          <w:lang w:val="en-US" w:eastAsia="zh-CN"/>
+        </w:rPr>
+        <w:t>ALB vs NLB vs CLB vs GWLB</w:t>
       </w:r>
     </w:p>
     <w:p>
@@ -3959,9 +4159,9 @@
       <w:r>
         <w:drawing>
           <wp:inline distT="0" distB="0" distL="114300" distR="114300">
-            <wp:extent cx="5270500" cy="792480"/>
-            <wp:effectExtent l="0" t="0" r="12700" b="20320"/>
-            <wp:docPr id="3" name="图片 3"/>
+            <wp:extent cx="5264785" cy="1882775"/>
+            <wp:effectExtent l="0" t="0" r="18415" b="22225"/>
+            <wp:docPr id="12" name="图片 1"/>
             <wp:cNvGraphicFramePr>
               <a:graphicFrameLocks xmlns:a="http://schemas.openxmlformats.org/drawingml/2006/main" noChangeAspect="1"/>
             </wp:cNvGraphicFramePr>
@@ -3969,7 +4169,7 @@
               <a:graphicData uri="http://schemas.openxmlformats.org/drawingml/2006/picture">
                 <pic:pic xmlns:pic="http://schemas.openxmlformats.org/drawingml/2006/picture">
                   <pic:nvPicPr>
-                    <pic:cNvPr id="3" name="图片 3"/>
+                    <pic:cNvPr id="12" name="图片 1"/>
                     <pic:cNvPicPr>
                       <a:picLocks noChangeAspect="1"/>
                     </pic:cNvPicPr>
@@ -3983,7 +4183,7 @@
                   <pic:spPr>
                     <a:xfrm>
                       <a:off x="0" y="0"/>
-                      <a:ext cx="5270500" cy="792480"/>
+                      <a:ext cx="5264785" cy="1882775"/>
                     </a:xfrm>
                     <a:prstGeom prst="rect">
                       <a:avLst/>
@@ -4013,7 +4213,142 @@
           <w:lang w:val="en-US" w:eastAsia="zh-CN"/>
         </w:rPr>
         <w:tab/>
-        <w:t>选型口诀：</w:t>
+      </w:r>
+      <w:r>
+        <w:rPr>
+          <w:rFonts w:hint="eastAsia"/>
+          <w:lang w:val="en-US" w:eastAsia="zh-CN"/>
+        </w:rPr>
+        <w:t>1、NLB 能不能直接接 WAF？</w:t>
+      </w:r>
+    </w:p>
+    <w:p>
+      <w:pPr>
+        <w:rPr>
+          <w:rFonts w:hint="eastAsia"/>
+          <w:lang w:val="en-US" w:eastAsia="zh-CN"/>
+        </w:rPr>
+      </w:pPr>
+      <w:r>
+        <w:rPr>
+          <w:rFonts w:hint="eastAsia"/>
+          <w:lang w:val="en-US" w:eastAsia="zh-CN"/>
+        </w:rPr>
+        <w:tab/>
+        <w:t>不能，WAF 是七层应用防护，NLB 是四层，不解析 HTTP；Web 流量要走 ALB 再挂 WAF。</w:t>
+      </w:r>
+    </w:p>
+    <w:p>
+      <w:pPr>
+        <w:rPr>
+          <w:rFonts w:hint="eastAsia"/>
+          <w:lang w:val="en-US" w:eastAsia="zh-CN"/>
+        </w:rPr>
+      </w:pPr>
+      <w:r>
+        <w:rPr>
+          <w:rFonts w:hint="eastAsia"/>
+          <w:lang w:val="en-US" w:eastAsia="zh-CN"/>
+        </w:rPr>
+        <w:tab/>
+        <w:t>2、GWLB 和 ALB/NLB 最大区别？</w:t>
+      </w:r>
+    </w:p>
+    <w:p>
+      <w:pPr>
+        <w:rPr>
+          <w:rFonts w:hint="eastAsia"/>
+          <w:lang w:val="en-US" w:eastAsia="zh-CN"/>
+        </w:rPr>
+      </w:pPr>
+      <w:r>
+        <w:rPr>
+          <w:rFonts w:hint="eastAsia"/>
+          <w:lang w:val="en-US" w:eastAsia="zh-CN"/>
+        </w:rPr>
+        <w:tab/>
+        <w:t>GWLB 是三层回环转发，专门服务安全虚拟设备，不会直接面向终端业务用户</w:t>
+      </w:r>
+      <w:bookmarkStart w:id="0" w:name="_GoBack"/>
+      <w:bookmarkEnd w:id="0"/>
+      <w:r>
+        <w:rPr>
+          <w:rFonts w:hint="eastAsia"/>
+          <w:lang w:val="en-US" w:eastAsia="zh-CN"/>
+        </w:rPr>
+        <w:t>。</w:t>
+      </w:r>
+    </w:p>
+    <w:p>
+      <w:pPr>
+        <w:rPr>
+          <w:rFonts w:hint="eastAsia"/>
+          <w:lang w:val="en-US" w:eastAsia="zh-CN"/>
+        </w:rPr>
+      </w:pPr>
+      <w:r>
+        <w:rPr>
+          <w:rFonts w:hint="eastAsia"/>
+          <w:lang w:val="en-US" w:eastAsia="zh-CN"/>
+        </w:rPr>
+        <w:tab/>
+        <w:t>3、ALB 和 CLB 七层最大差异？</w:t>
+      </w:r>
+    </w:p>
+    <w:p>
+      <w:pPr>
+        <w:rPr>
+          <w:rFonts w:hint="eastAsia"/>
+          <w:lang w:val="en-US" w:eastAsia="zh-CN"/>
+        </w:rPr>
+      </w:pPr>
+      <w:r>
+        <w:rPr>
+          <w:rFonts w:hint="eastAsia"/>
+          <w:lang w:val="en-US" w:eastAsia="zh-CN"/>
+        </w:rPr>
+        <w:tab/>
+        <w:t>CLB 七层仅域名 + URL；ALB 支持 Header、Cookie、请求方法、头改写、重定向、流量镜像等高级能力</w:t>
+      </w:r>
+    </w:p>
+    <w:p>
+      <w:pPr>
+        <w:rPr>
+          <w:rFonts w:hint="eastAsia"/>
+          <w:lang w:val="en-US" w:eastAsia="zh-CN"/>
+        </w:rPr>
+      </w:pPr>
+    </w:p>
+    <w:p>
+      <w:pPr>
+        <w:ind w:firstLine="420" w:firstLineChars="0"/>
+        <w:rPr>
+          <w:rFonts w:hint="eastAsia"/>
+          <w:lang w:val="en-US" w:eastAsia="zh-CN"/>
+        </w:rPr>
+      </w:pPr>
+      <w:r>
+        <w:rPr>
+          <w:rFonts w:hint="eastAsia"/>
+          <w:lang w:val="en-US" w:eastAsia="zh-CN"/>
+        </w:rPr>
+        <w:t>ALB（应用型负载均衡 L7）</w:t>
+      </w:r>
+    </w:p>
+    <w:p>
+      <w:pPr>
+        <w:ind w:firstLine="420" w:firstLineChars="0"/>
+        <w:rPr>
+          <w:rFonts w:hint="eastAsia"/>
+          <w:lang w:val="en-US" w:eastAsia="zh-CN"/>
+        </w:rPr>
+      </w:pPr>
+      <w:r>
+        <w:rPr>
+          <w:rFonts w:hint="eastAsia"/>
+          <w:lang w:val="en-US" w:eastAsia="zh-CN"/>
+        </w:rPr>
+        <w:t>- 新一代七层网关，</w:t>
       </w:r>
       <w:r>
         <w:rPr>
@@ -4021,7 +4356,54 @@
           <w:color w:val="FF0000"/>
           <w:lang w:val="en-US" w:eastAsia="zh-CN"/>
         </w:rPr>
-        <w:t>Web、API、容器、要WAF防护 → 选ALB；TCP/UDP、海量长连接 → 选NLB</w:t>
+        <w:t>Web 业务首选</w:t>
+      </w:r>
+      <w:r>
+        <w:rPr>
+          <w:rFonts w:hint="eastAsia"/>
+          <w:lang w:val="en-US" w:eastAsia="zh-CN"/>
+        </w:rPr>
+        <w:t>，和 WAF 深度联动，ALB‑WAF 链路是阿里云标准 Web 安全架构。</w:t>
+      </w:r>
+    </w:p>
+    <w:p>
+      <w:pPr>
+        <w:ind w:firstLine="420" w:firstLineChars="0"/>
+        <w:rPr>
+          <w:rFonts w:hint="eastAsia"/>
+          <w:lang w:val="en-US" w:eastAsia="zh-CN"/>
+        </w:rPr>
+      </w:pPr>
+      <w:r>
+        <w:rPr>
+          <w:rFonts w:hint="eastAsia"/>
+          <w:lang w:val="en-US" w:eastAsia="zh-CN"/>
+        </w:rPr>
+        <w:t>- 支持 HTTP 头改写、重定向、流量镜像、灰度、A/B 测试；支持 QUIC/HTTP3。</w:t>
+      </w:r>
+    </w:p>
+    <w:p>
+      <w:pPr>
+        <w:ind w:firstLine="420" w:firstLineChars="0"/>
+        <w:rPr>
+          <w:rFonts w:hint="eastAsia"/>
+          <w:lang w:val="en-US" w:eastAsia="zh-CN"/>
+        </w:rPr>
+      </w:pPr>
+      <w:r>
+        <w:rPr>
+          <w:rFonts w:hint="eastAsia"/>
+          <w:lang w:val="en-US" w:eastAsia="zh-CN"/>
+        </w:rPr>
+        <w:t>- 缺点：七层代理，</w:t>
+      </w:r>
+      <w:r>
+        <w:rPr>
+          <w:rFonts w:hint="eastAsia"/>
+          <w:color w:val="FF0000"/>
+          <w:lang w:val="en-US" w:eastAsia="zh-CN"/>
+        </w:rPr>
+        <w:t>看不到 TCP 原始报文，源 IP 靠 X‑Forwarded‑For 获取</w:t>
       </w:r>
       <w:r>
         <w:rPr>
@@ -4029,6 +4411,471 @@
           <w:lang w:val="en-US" w:eastAsia="zh-CN"/>
         </w:rPr>
         <w:t>。</w:t>
+      </w:r>
+    </w:p>
+    <w:p>
+      <w:pPr>
+        <w:ind w:firstLine="420" w:firstLineChars="0"/>
+        <w:rPr>
+          <w:rFonts w:hint="eastAsia"/>
+          <w:lang w:val="en-US" w:eastAsia="zh-CN"/>
+        </w:rPr>
+      </w:pPr>
+      <w:r>
+        <w:rPr>
+          <w:rFonts w:hint="eastAsia"/>
+          <w:lang w:val="en-US" w:eastAsia="zh-CN"/>
+        </w:rPr>
+        <w:t>NLB（网络型负载均衡 L4）</w:t>
+      </w:r>
+    </w:p>
+    <w:p>
+      <w:pPr>
+        <w:ind w:firstLine="420" w:firstLineChars="0"/>
+        <w:rPr>
+          <w:rFonts w:hint="eastAsia"/>
+          <w:lang w:val="en-US" w:eastAsia="zh-CN"/>
+        </w:rPr>
+      </w:pPr>
+      <w:r>
+        <w:rPr>
+          <w:rFonts w:hint="eastAsia"/>
+          <w:lang w:val="en-US" w:eastAsia="zh-CN"/>
+        </w:rPr>
+        <w:t>- 新一代四层，洛神 2.0 架构，弹性 LCU 计费，亿级并发、微秒级延迟。</w:t>
+      </w:r>
+    </w:p>
+    <w:p>
+      <w:pPr>
+        <w:ind w:firstLine="420" w:firstLineChars="0"/>
+        <w:rPr>
+          <w:rFonts w:hint="eastAsia"/>
+          <w:lang w:val="en-US" w:eastAsia="zh-CN"/>
+        </w:rPr>
+      </w:pPr>
+      <w:r>
+        <w:rPr>
+          <w:rFonts w:hint="eastAsia"/>
+          <w:lang w:val="en-US" w:eastAsia="zh-CN"/>
+        </w:rPr>
+        <w:t xml:space="preserve">- </w:t>
+      </w:r>
+      <w:r>
+        <w:rPr>
+          <w:rFonts w:hint="eastAsia"/>
+          <w:color w:val="FF0000"/>
+          <w:lang w:val="en-US" w:eastAsia="zh-CN"/>
+        </w:rPr>
+        <w:t>保留真实源 IP</w:t>
+      </w:r>
+      <w:r>
+        <w:rPr>
+          <w:rFonts w:hint="eastAsia"/>
+          <w:lang w:val="en-US" w:eastAsia="zh-CN"/>
+        </w:rPr>
+        <w:t>，适合长连接、游戏、IoT、数据库代理，TCP‑SSL 卸载。</w:t>
+      </w:r>
+    </w:p>
+    <w:p>
+      <w:pPr>
+        <w:ind w:firstLine="420" w:firstLineChars="0"/>
+        <w:rPr>
+          <w:rFonts w:hint="eastAsia"/>
+          <w:lang w:val="en-US" w:eastAsia="zh-CN"/>
+        </w:rPr>
+      </w:pPr>
+      <w:r>
+        <w:rPr>
+          <w:rFonts w:hint="eastAsia"/>
+          <w:lang w:val="en-US" w:eastAsia="zh-CN"/>
+        </w:rPr>
+        <w:t>- 只能按端口调度，</w:t>
+      </w:r>
+      <w:r>
+        <w:rPr>
+          <w:rFonts w:hint="eastAsia"/>
+          <w:color w:val="FF0000"/>
+          <w:lang w:val="en-US" w:eastAsia="zh-CN"/>
+        </w:rPr>
+        <w:t>完全看不懂 HTTP 协议，不能做 URL/header 路由，不能直接对接 WAF</w:t>
+      </w:r>
+      <w:r>
+        <w:rPr>
+          <w:rFonts w:hint="eastAsia"/>
+          <w:lang w:val="en-US" w:eastAsia="zh-CN"/>
+        </w:rPr>
+        <w:t>。</w:t>
+      </w:r>
+    </w:p>
+    <w:p>
+      <w:pPr>
+        <w:ind w:firstLine="420" w:firstLineChars="0"/>
+        <w:rPr>
+          <w:rFonts w:hint="eastAsia"/>
+          <w:lang w:val="en-US" w:eastAsia="zh-CN"/>
+        </w:rPr>
+      </w:pPr>
+      <w:r>
+        <w:rPr>
+          <w:rFonts w:hint="eastAsia"/>
+          <w:lang w:val="en-US" w:eastAsia="zh-CN"/>
+        </w:rPr>
+        <w:t>CLB（传统 SLB，旧版）</w:t>
+      </w:r>
+    </w:p>
+    <w:p>
+      <w:pPr>
+        <w:ind w:firstLine="420" w:firstLineChars="0"/>
+        <w:rPr>
+          <w:rFonts w:hint="eastAsia"/>
+          <w:lang w:val="en-US" w:eastAsia="zh-CN"/>
+        </w:rPr>
+      </w:pPr>
+      <w:r>
+        <w:rPr>
+          <w:rFonts w:hint="eastAsia"/>
+          <w:lang w:val="en-US" w:eastAsia="zh-CN"/>
+        </w:rPr>
+        <w:t>- 老一代产品，支持四层 + 基础七层；七层只支持域名 + 路径，</w:t>
+      </w:r>
+      <w:r>
+        <w:rPr>
+          <w:rFonts w:hint="eastAsia"/>
+          <w:color w:val="FF0000"/>
+          <w:lang w:val="en-US" w:eastAsia="zh-CN"/>
+        </w:rPr>
+        <w:t>不支持 Header/Cookie 路由，不能头改写</w:t>
+      </w:r>
+      <w:r>
+        <w:rPr>
+          <w:rFonts w:hint="eastAsia"/>
+          <w:lang w:val="en-US" w:eastAsia="zh-CN"/>
+        </w:rPr>
+        <w:t>。</w:t>
+      </w:r>
+    </w:p>
+    <w:p>
+      <w:pPr>
+        <w:ind w:firstLine="420" w:firstLineChars="0"/>
+        <w:rPr>
+          <w:rFonts w:hint="eastAsia"/>
+          <w:lang w:val="en-US" w:eastAsia="zh-CN"/>
+        </w:rPr>
+      </w:pPr>
+      <w:r>
+        <w:rPr>
+          <w:rFonts w:hint="eastAsia"/>
+          <w:lang w:val="en-US" w:eastAsia="zh-CN"/>
+        </w:rPr>
+        <w:t>- 按固定规格购买，需要提前预估峰值；阿里云官方新业务优先 ALB/NLB，CLB 主要用于存量业务。</w:t>
+      </w:r>
+    </w:p>
+    <w:p>
+      <w:pPr>
+        <w:ind w:firstLine="420" w:firstLineChars="0"/>
+        <w:rPr>
+          <w:rFonts w:hint="eastAsia"/>
+          <w:lang w:val="en-US" w:eastAsia="zh-CN"/>
+        </w:rPr>
+      </w:pPr>
+      <w:r>
+        <w:rPr>
+          <w:rFonts w:hint="eastAsia"/>
+          <w:lang w:val="en-US" w:eastAsia="zh-CN"/>
+        </w:rPr>
+        <w:t>GWLB（网关型负载均衡 L3）</w:t>
+      </w:r>
+    </w:p>
+    <w:p>
+      <w:pPr>
+        <w:rPr>
+          <w:rFonts w:hint="eastAsia"/>
+          <w:lang w:val="en-US" w:eastAsia="zh-CN"/>
+        </w:rPr>
+      </w:pPr>
+      <w:r>
+        <w:rPr>
+          <w:rFonts w:hint="eastAsia"/>
+          <w:lang w:val="en-US" w:eastAsia="zh-CN"/>
+        </w:rPr>
+        <w:tab/>
+        <w:t xml:space="preserve">- </w:t>
+      </w:r>
+      <w:r>
+        <w:rPr>
+          <w:rFonts w:hint="eastAsia"/>
+          <w:color w:val="FF0000"/>
+          <w:lang w:val="en-US" w:eastAsia="zh-CN"/>
+        </w:rPr>
+        <w:t>不给业务直接用，专门给安全设备</w:t>
+      </w:r>
+      <w:r>
+        <w:rPr>
+          <w:rFonts w:hint="eastAsia"/>
+          <w:lang w:val="en-US" w:eastAsia="zh-CN"/>
+        </w:rPr>
+        <w:t>。</w:t>
+      </w:r>
+    </w:p>
+    <w:p>
+      <w:pPr>
+        <w:rPr>
+          <w:rFonts w:hint="eastAsia"/>
+          <w:lang w:val="en-US" w:eastAsia="zh-CN"/>
+        </w:rPr>
+      </w:pPr>
+    </w:p>
+    <w:p>
+      <w:pPr>
+        <w:rPr>
+          <w:rFonts w:hint="eastAsia"/>
+          <w:lang w:val="en-US" w:eastAsia="zh-CN"/>
+        </w:rPr>
+      </w:pPr>
+      <w:r>
+        <w:rPr>
+          <w:rFonts w:hint="eastAsia"/>
+          <w:lang w:val="en-US" w:eastAsia="zh-CN"/>
+        </w:rPr>
+        <w:tab/>
+        <w:t>1、工作模式：流量进入 GWLB，转发给后端安全虚拟设备（NGFW/IDS/DPI）做检测，</w:t>
+      </w:r>
+      <w:r>
+        <w:rPr>
+          <w:rFonts w:hint="eastAsia"/>
+          <w:color w:val="FF0000"/>
+          <w:lang w:val="en-US" w:eastAsia="zh-CN"/>
+        </w:rPr>
+        <w:t>检测完流量原路返回 GWLB，再送回业务</w:t>
+      </w:r>
+      <w:r>
+        <w:rPr>
+          <w:rFonts w:hint="eastAsia"/>
+          <w:lang w:val="en-US" w:eastAsia="zh-CN"/>
+        </w:rPr>
+        <w:t>，透明服务链。</w:t>
+      </w:r>
+    </w:p>
+    <w:p>
+      <w:pPr>
+        <w:rPr>
+          <w:rFonts w:hint="eastAsia"/>
+          <w:lang w:val="en-US" w:eastAsia="zh-CN"/>
+        </w:rPr>
+      </w:pPr>
+      <w:r>
+        <w:rPr>
+          <w:rFonts w:hint="eastAsia"/>
+          <w:lang w:val="en-US" w:eastAsia="zh-CN"/>
+        </w:rPr>
+        <w:tab/>
+        <w:t>2、三层 IP 转发，所有端口全部透传，不解包上层协议；公网不会直接挂载 GWLB 实例。</w:t>
+      </w:r>
+    </w:p>
+    <w:p>
+      <w:pPr>
+        <w:rPr>
+          <w:rFonts w:hint="eastAsia"/>
+          <w:lang w:val="en-US" w:eastAsia="zh-CN"/>
+        </w:rPr>
+      </w:pPr>
+      <w:r>
+        <w:rPr>
+          <w:rFonts w:hint="eastAsia"/>
+          <w:lang w:val="en-US" w:eastAsia="zh-CN"/>
+        </w:rPr>
+        <w:tab/>
+        <w:t>3、解决安全设备单点瓶颈，把单台防火墙扩展成安全设备集群。</w:t>
+      </w:r>
+    </w:p>
+    <w:p>
+      <w:pPr>
+        <w:rPr>
+          <w:rFonts w:hint="eastAsia"/>
+          <w:lang w:val="en-US" w:eastAsia="zh-CN"/>
+        </w:rPr>
+      </w:pPr>
+    </w:p>
+    <w:p>
+      <w:pPr>
+        <w:rPr>
+          <w:rFonts w:hint="eastAsia"/>
+          <w:b/>
+          <w:bCs/>
+          <w:lang w:val="en-US" w:eastAsia="zh-CN"/>
+        </w:rPr>
+      </w:pPr>
+      <w:r>
+        <w:rPr>
+          <w:rFonts w:hint="eastAsia"/>
+          <w:lang w:val="en-US" w:eastAsia="zh-CN"/>
+        </w:rPr>
+        <w:tab/>
+      </w:r>
+      <w:r>
+        <w:rPr>
+          <w:rFonts w:hint="eastAsia"/>
+          <w:b/>
+          <w:bCs/>
+          <w:lang w:val="en-US" w:eastAsia="zh-CN"/>
+        </w:rPr>
+        <w:t>云上标准链路：</w:t>
+      </w:r>
+    </w:p>
+    <w:p>
+      <w:pPr>
+        <w:ind w:firstLine="420" w:firstLineChars="0"/>
+        <w:rPr>
+          <w:rFonts w:hint="eastAsia"/>
+          <w:lang w:val="en-US" w:eastAsia="zh-CN"/>
+        </w:rPr>
+      </w:pPr>
+      <w:r>
+        <w:rPr>
+          <w:rFonts w:hint="eastAsia"/>
+          <w:lang w:val="en-US" w:eastAsia="zh-CN"/>
+        </w:rPr>
+        <w:t>用户公网流量 → DDoS 高防 → ALB → WAF（绑定 ALB） → VPC 云防火墙 (南北向) → 安全组 / NACL → ECS/Pod 业务</w:t>
+      </w:r>
+    </w:p>
+    <w:p>
+      <w:pPr>
+        <w:ind w:firstLine="420" w:firstLineChars="0"/>
+        <w:rPr>
+          <w:rFonts w:hint="eastAsia"/>
+          <w:lang w:val="en-US" w:eastAsia="zh-CN"/>
+        </w:rPr>
+      </w:pPr>
+      <w:r>
+        <w:rPr>
+          <w:rFonts w:hint="eastAsia"/>
+          <w:lang w:val="en-US" w:eastAsia="zh-CN"/>
+        </w:rPr>
+        <w:t>- Web 业务：必须 ALB 做入口，ALB 对接 WAF；NLB 不能直接对接 WAF。</w:t>
+      </w:r>
+    </w:p>
+    <w:p>
+      <w:pPr>
+        <w:ind w:firstLine="420" w:firstLineChars="0"/>
+        <w:rPr>
+          <w:rFonts w:hint="eastAsia"/>
+          <w:lang w:val="en-US" w:eastAsia="zh-CN"/>
+        </w:rPr>
+      </w:pPr>
+      <w:r>
+        <w:rPr>
+          <w:rFonts w:hint="eastAsia"/>
+          <w:lang w:val="en-US" w:eastAsia="zh-CN"/>
+        </w:rPr>
+        <w:t>- TCP/UDP 非 Web 业务：公网 → DDoS 高防 → NLB → 后端服务。</w:t>
+      </w:r>
+    </w:p>
+    <w:p>
+      <w:pPr>
+        <w:ind w:firstLine="420" w:firstLineChars="0"/>
+        <w:rPr>
+          <w:rFonts w:hint="eastAsia"/>
+          <w:lang w:val="en-US" w:eastAsia="zh-CN"/>
+        </w:rPr>
+      </w:pPr>
+      <w:r>
+        <w:rPr>
+          <w:rFonts w:hint="eastAsia"/>
+          <w:lang w:val="en-US" w:eastAsia="zh-CN"/>
+        </w:rPr>
+        <w:t>- VPC 内部全部流量过安全设备：使用 GWLB 编排安全服务链。</w:t>
+      </w:r>
+    </w:p>
+    <w:p>
+      <w:pPr>
+        <w:rPr>
+          <w:rFonts w:hint="eastAsia"/>
+          <w:lang w:val="en-US" w:eastAsia="zh-CN"/>
+        </w:rPr>
+      </w:pPr>
+    </w:p>
+    <w:p>
+      <w:pPr>
+        <w:rPr>
+          <w:rFonts w:hint="eastAsia"/>
+          <w:b/>
+          <w:bCs/>
+          <w:lang w:val="en-US" w:eastAsia="zh-CN"/>
+        </w:rPr>
+      </w:pPr>
+      <w:r>
+        <w:rPr>
+          <w:rFonts w:hint="eastAsia"/>
+          <w:b/>
+          <w:bCs/>
+          <w:lang w:val="en-US" w:eastAsia="zh-CN"/>
+        </w:rPr>
+        <w:tab/>
+        <w:t>选型：</w:t>
+      </w:r>
+    </w:p>
+    <w:p>
+      <w:pPr>
+        <w:ind w:firstLine="420" w:firstLineChars="0"/>
+        <w:rPr>
+          <w:rFonts w:hint="eastAsia"/>
+          <w:lang w:val="en-US" w:eastAsia="zh-CN"/>
+        </w:rPr>
+      </w:pPr>
+      <w:r>
+        <w:rPr>
+          <w:rFonts w:hint="eastAsia"/>
+          <w:lang w:val="en-US" w:eastAsia="zh-CN"/>
+        </w:rPr>
+        <w:t>1、Web、API、微服务、灰度、WAF 防护 → ALB</w:t>
+      </w:r>
+    </w:p>
+    <w:p>
+      <w:pPr>
+        <w:rPr>
+          <w:rFonts w:hint="eastAsia"/>
+          <w:lang w:val="en-US" w:eastAsia="zh-CN"/>
+        </w:rPr>
+      </w:pPr>
+      <w:r>
+        <w:rPr>
+          <w:rFonts w:hint="eastAsia"/>
+          <w:lang w:val="en-US" w:eastAsia="zh-CN"/>
+        </w:rPr>
+        <w:tab/>
+        <w:t>2、TCP/UDP、游戏、IoT、数据库代理、长连接，要真实源 IP → NLB</w:t>
+      </w:r>
+    </w:p>
+    <w:p>
+      <w:pPr>
+        <w:rPr>
+          <w:rFonts w:hint="eastAsia"/>
+          <w:lang w:val="en-US" w:eastAsia="zh-CN"/>
+        </w:rPr>
+      </w:pPr>
+      <w:r>
+        <w:rPr>
+          <w:rFonts w:hint="eastAsia"/>
+          <w:lang w:val="en-US" w:eastAsia="zh-CN"/>
+        </w:rPr>
+        <w:tab/>
+        <w:t>3、老业务迁移，不想改造，存量历史系统 → CLB</w:t>
+      </w:r>
+    </w:p>
+    <w:p>
+      <w:pPr>
+        <w:rPr>
+          <w:rFonts w:hint="eastAsia"/>
+          <w:lang w:val="en-US" w:eastAsia="zh-CN"/>
+        </w:rPr>
+      </w:pPr>
+      <w:r>
+        <w:rPr>
+          <w:rFonts w:hint="eastAsia"/>
+          <w:lang w:val="en-US" w:eastAsia="zh-CN"/>
+        </w:rPr>
+        <w:tab/>
+        <w:t>4、VPC 内部流量串接防火墙 / IDS 安全设备集群 → GWLB</w:t>
       </w:r>
     </w:p>
     <w:p>
@@ -4061,6 +4908,12 @@
           <w:lang w:val="en-US" w:eastAsia="zh-CN"/>
         </w:rPr>
         <w:tab/>
+      </w:r>
+      <w:r>
+        <w:rPr>
+          <w:rFonts w:hint="eastAsia"/>
+          <w:lang w:val="en-US" w:eastAsia="zh-CN"/>
+        </w:rPr>
         <w:t>1、WAF3.0（云产品接入）：WAF</w:t>
       </w:r>
       <w:r>
@@ -4092,6 +4945,12 @@
           <w:lang w:val="en-US" w:eastAsia="zh-CN"/>
         </w:rPr>
         <w:tab/>
+      </w:r>
+      <w:r>
+        <w:rPr>
+          <w:rFonts w:hint="eastAsia"/>
+          <w:lang w:val="en-US" w:eastAsia="zh-CN"/>
+        </w:rPr>
         <w:t>2、WAF2.0 CNAME模式：流量先过独立WAF网关，再回源ALB；两层网关，延迟更高，WAF故障业务中断。</w:t>
       </w:r>
     </w:p>
@@ -4108,6 +4967,12 @@
           <w:lang w:val="en-US" w:eastAsia="zh-CN"/>
         </w:rPr>
         <w:tab/>
+      </w:r>
+      <w:r>
+        <w:rPr>
+          <w:rFonts w:hint="eastAsia"/>
+          <w:lang w:val="en-US" w:eastAsia="zh-CN"/>
+        </w:rPr>
         <w:t>3、必要条件：HTTPS解密必须在ALB；开启`X‑Forwarded‑For`透传真实IP给WAF，用于CC、IP黑名单。</w:t>
       </w:r>
     </w:p>
@@ -4141,6 +5006,12 @@
           <w:lang w:val="en-US" w:eastAsia="zh-CN"/>
         </w:rPr>
         <w:tab/>
+      </w:r>
+      <w:r>
+        <w:rPr>
+          <w:rFonts w:hint="eastAsia"/>
+          <w:lang w:val="en-US" w:eastAsia="zh-CN"/>
+        </w:rPr>
         <w:t>1、ALB为什么要做SSL卸载？</w:t>
       </w:r>
     </w:p>
@@ -4157,6 +5028,12 @@
           <w:lang w:val="en-US" w:eastAsia="zh-CN"/>
         </w:rPr>
         <w:tab/>
+      </w:r>
+      <w:r>
+        <w:rPr>
+          <w:rFonts w:hint="eastAsia"/>
+          <w:lang w:val="en-US" w:eastAsia="zh-CN"/>
+        </w:rPr>
         <w:t>集中管理证书；后端服务器减少加解密CPU消耗；解密拿到明文HTTP报文，实现七层路由、WAF攻击检测。</w:t>
       </w:r>
     </w:p>
@@ -4189,6 +5066,12 @@
           <w:lang w:val="en-US" w:eastAsia="zh-CN"/>
         </w:rPr>
         <w:tab/>
+      </w:r>
+      <w:r>
+        <w:rPr>
+          <w:rFonts w:hint="eastAsia"/>
+          <w:lang w:val="en-US" w:eastAsia="zh-CN"/>
+        </w:rPr>
         <w:t>开启X‑Forwarded‑For，后端程序读取HTTP头；ALB本身TCP连接源IP是ALB节点IP，不是客户端IP。</w:t>
       </w:r>
     </w:p>
@@ -4221,6 +5104,12 @@
           <w:lang w:val="en-US" w:eastAsia="zh-CN"/>
         </w:rPr>
         <w:tab/>
+      </w:r>
+      <w:r>
+        <w:rPr>
+          <w:rFonts w:hint="eastAsia"/>
+          <w:lang w:val="en-US" w:eastAsia="zh-CN"/>
+        </w:rPr>
         <w:t>不会；转发逻辑由ALB执行，WAF仅返回决策，可配置故障放行策略。</w:t>
       </w:r>
     </w:p>
@@ -4253,6 +5142,12 @@
           <w:lang w:val="en-US" w:eastAsia="zh-CN"/>
         </w:rPr>
         <w:tab/>
+      </w:r>
+      <w:r>
+        <w:rPr>
+          <w:rFonts w:hint="eastAsia"/>
+          <w:lang w:val="en-US" w:eastAsia="zh-CN"/>
+        </w:rPr>
         <w:t>该后端服务器被摘除，不再分配流量；恢复后自动重新加入。</w:t>
       </w:r>
     </w:p>
@@ -4285,6 +5180,12 @@
           <w:lang w:val="en-US" w:eastAsia="zh-CN"/>
         </w:rPr>
         <w:tab/>
+      </w:r>
+      <w:r>
+        <w:rPr>
+          <w:rFonts w:hint="eastAsia"/>
+          <w:lang w:val="en-US" w:eastAsia="zh-CN"/>
+        </w:rPr>
         <w:t>不能。ALB只做流量路由，没有攻击识别能力；必须绑定WAF实现Web攻击拦截。</w:t>
       </w:r>
     </w:p>
@@ -4404,6 +5305,12 @@
           <w:lang w:val="en-US" w:eastAsia="zh-CN"/>
         </w:rPr>
         <w:tab/>
+      </w:r>
+      <w:r>
+        <w:rPr>
+          <w:rFonts w:hint="eastAsia"/>
+          <w:lang w:val="en-US" w:eastAsia="zh-CN"/>
+        </w:rPr>
         <w:t>注意：</w:t>
       </w:r>
       <w:r>
@@ -4468,6 +5375,12 @@
           <w:lang w:val="en-US" w:eastAsia="zh-CN"/>
         </w:rPr>
         <w:tab/>
+      </w:r>
+      <w:r>
+        <w:rPr>
+          <w:rFonts w:hint="eastAsia"/>
+          <w:lang w:val="en-US" w:eastAsia="zh-CN"/>
+        </w:rPr>
         <w:t>云厂商形态：阿里云WAF、火山引擎WAF，一般</w:t>
       </w:r>
       <w:r>
@@ -4675,6 +5588,12 @@
           <w:lang w:val="en-US" w:eastAsia="zh-CN"/>
         </w:rPr>
         <w:tab/>
+      </w:r>
+      <w:r>
+        <w:rPr>
+          <w:rFonts w:hint="eastAsia"/>
+          <w:lang w:val="en-US" w:eastAsia="zh-CN"/>
+        </w:rPr>
         <w:t>1、代理模式（云厂商主流，ALB接入）</w:t>
       </w:r>
     </w:p>
@@ -4691,6 +5610,12 @@
           <w:lang w:val="en-US" w:eastAsia="zh-CN"/>
         </w:rPr>
         <w:tab/>
+      </w:r>
+      <w:r>
+        <w:rPr>
+          <w:rFonts w:hint="eastAsia"/>
+          <w:lang w:val="en-US" w:eastAsia="zh-CN"/>
+        </w:rPr>
         <w:t>公网 → ALB → WAF → 后端ECS/Pod</w:t>
       </w:r>
     </w:p>
@@ -4787,6 +5712,12 @@
           <w:lang w:val="en-US" w:eastAsia="zh-CN"/>
         </w:rPr>
         <w:tab/>
+      </w:r>
+      <w:r>
+        <w:rPr>
+          <w:rFonts w:hint="eastAsia"/>
+          <w:lang w:val="en-US" w:eastAsia="zh-CN"/>
+        </w:rPr>
         <w:t>1、基础防护规则集（内置规则）</w:t>
       </w:r>
     </w:p>
@@ -4866,6 +5797,12 @@
           <w:lang w:val="en-US" w:eastAsia="zh-CN"/>
         </w:rPr>
         <w:tab/>
+      </w:r>
+      <w:r>
+        <w:rPr>
+          <w:rFonts w:hint="eastAsia"/>
+          <w:lang w:val="en-US" w:eastAsia="zh-CN"/>
+        </w:rPr>
         <w:t>WAF不能防御四层DDoS(SYN洪水、UDP洪水)，超大流量CC也需要DDoS高防配合。</w:t>
       </w:r>
     </w:p>
@@ -5027,6 +5964,12 @@
           <w:lang w:val="en-US" w:eastAsia="zh-CN"/>
         </w:rPr>
         <w:tab/>
+      </w:r>
+      <w:r>
+        <w:rPr>
+          <w:rFonts w:hint="eastAsia"/>
+          <w:lang w:val="en-US" w:eastAsia="zh-CN"/>
+        </w:rPr>
         <w:t>1、误拦截：正常业务请求命中攻击特征被拦截</w:t>
       </w:r>
     </w:p>
@@ -5265,6 +6208,12 @@
           <w:lang w:val="en-US" w:eastAsia="zh-CN"/>
         </w:rPr>
         <w:tab/>
+      </w:r>
+      <w:r>
+        <w:rPr>
+          <w:rFonts w:hint="eastAsia"/>
+          <w:lang w:val="en-US" w:eastAsia="zh-CN"/>
+        </w:rPr>
         <w:t>标准架构：ALB承接公网HTTPS，绑定WAF做Web安全检测，再转发后端业务。</w:t>
       </w:r>
     </w:p>
@@ -6417,6 +7366,12 @@
           <w:lang w:val="en-US" w:eastAsia="zh-CN"/>
         </w:rPr>
         <w:tab/>
+      </w:r>
+      <w:r>
+        <w:rPr>
+          <w:rFonts w:hint="eastAsia"/>
+          <w:lang w:val="en-US" w:eastAsia="zh-CN"/>
+        </w:rPr>
         <w:t>最佳实践：</w:t>
       </w:r>
       <w:r>
@@ -6496,6 +7451,12 @@
           <w:lang w:val="en-US" w:eastAsia="zh-CN"/>
         </w:rPr>
         <w:tab/>
+      </w:r>
+      <w:r>
+        <w:rPr>
+          <w:rFonts w:hint="eastAsia"/>
+          <w:lang w:val="en-US" w:eastAsia="zh-CN"/>
+        </w:rPr>
         <w:t>1、作用对象：实例网卡</w:t>
       </w:r>
     </w:p>
@@ -6528,6 +7489,12 @@
           <w:lang w:val="en-US" w:eastAsia="zh-CN"/>
         </w:rPr>
         <w:tab/>
+      </w:r>
+      <w:r>
+        <w:rPr>
+          <w:rFonts w:hint="eastAsia"/>
+          <w:lang w:val="en-US" w:eastAsia="zh-CN"/>
+        </w:rPr>
         <w:t>2、有状态防火墙（非常关键）</w:t>
       </w:r>
     </w:p>
@@ -6591,6 +7558,12 @@
           <w:lang w:val="en-US" w:eastAsia="zh-CN"/>
         </w:rPr>
         <w:tab/>
+      </w:r>
+      <w:r>
+        <w:rPr>
+          <w:rFonts w:hint="eastAsia"/>
+          <w:lang w:val="en-US" w:eastAsia="zh-CN"/>
+        </w:rPr>
         <w:t>有状态：会记录连接会话，响应报文自动允许通过。</w:t>
       </w:r>
     </w:p>
@@ -6607,6 +7580,12 @@
           <w:lang w:val="en-US" w:eastAsia="zh-CN"/>
         </w:rPr>
         <w:tab/>
+      </w:r>
+      <w:r>
+        <w:rPr>
+          <w:rFonts w:hint="eastAsia"/>
+          <w:lang w:val="en-US" w:eastAsia="zh-CN"/>
+        </w:rPr>
         <w:t>3、规则方向：入站、出站</w:t>
       </w:r>
     </w:p>
@@ -6655,6 +7634,12 @@
           <w:lang w:val="en-US" w:eastAsia="zh-CN"/>
         </w:rPr>
         <w:tab/>
+      </w:r>
+      <w:r>
+        <w:rPr>
+          <w:rFonts w:hint="eastAsia"/>
+          <w:lang w:val="en-US" w:eastAsia="zh-CN"/>
+        </w:rPr>
         <w:t>4、规则匹配逻辑</w:t>
       </w:r>
     </w:p>
@@ -6718,6 +7703,12 @@
           <w:lang w:val="en-US" w:eastAsia="zh-CN"/>
         </w:rPr>
         <w:tab/>
+      </w:r>
+      <w:r>
+        <w:rPr>
+          <w:rFonts w:hint="eastAsia"/>
+          <w:lang w:val="en-US" w:eastAsia="zh-CN"/>
+        </w:rPr>
         <w:t>5、</w:t>
       </w:r>
       <w:r>
@@ -6851,6 +7842,12 @@
           <w:lang w:val="en-US" w:eastAsia="zh-CN"/>
         </w:rPr>
         <w:tab/>
+      </w:r>
+      <w:r>
+        <w:rPr>
+          <w:rFonts w:hint="eastAsia"/>
+          <w:lang w:val="en-US" w:eastAsia="zh-CN"/>
+        </w:rPr>
         <w:t>公网 → DDoS高防 → ALB → WAF → VPC网关IGW → NACL(子网) → 【安全组】 → ECS业务主机</w:t>
       </w:r>
     </w:p>
@@ -6884,6 +7881,12 @@
           <w:lang w:val="en-US" w:eastAsia="zh-CN"/>
         </w:rPr>
         <w:tab/>
+      </w:r>
+      <w:r>
+        <w:rPr>
+          <w:rFonts w:hint="eastAsia"/>
+          <w:lang w:val="en-US" w:eastAsia="zh-CN"/>
+        </w:rPr>
         <w:t>1、后端ECS</w:t>
       </w:r>
       <w:r>
@@ -6915,6 +7918,12 @@
           <w:lang w:val="en-US" w:eastAsia="zh-CN"/>
         </w:rPr>
         <w:tab/>
+      </w:r>
+      <w:r>
+        <w:rPr>
+          <w:rFonts w:hint="eastAsia"/>
+          <w:lang w:val="en-US" w:eastAsia="zh-CN"/>
+        </w:rPr>
         <w:t>2、业务ECS安全组入站：</w:t>
       </w:r>
       <w:r>
@@ -6946,6 +7955,12 @@
           <w:lang w:val="en-US" w:eastAsia="zh-CN"/>
         </w:rPr>
         <w:tab/>
+      </w:r>
+      <w:r>
+        <w:rPr>
+          <w:rFonts w:hint="eastAsia"/>
+          <w:lang w:val="en-US" w:eastAsia="zh-CN"/>
+        </w:rPr>
         <w:t>3、SSH/堡垒机端口22：禁止来自公网；仅堡垒机内网网段可访问业务机。</w:t>
       </w:r>
     </w:p>
@@ -6962,6 +7977,12 @@
           <w:lang w:val="en-US" w:eastAsia="zh-CN"/>
         </w:rPr>
         <w:tab/>
+      </w:r>
+      <w:r>
+        <w:rPr>
+          <w:rFonts w:hint="eastAsia"/>
+          <w:lang w:val="en-US" w:eastAsia="zh-CN"/>
+        </w:rPr>
         <w:t>4、RDS数据库实例安全组：只放通应用服务内网IP段，禁止公网。</w:t>
       </w:r>
     </w:p>
@@ -6978,6 +7999,12 @@
           <w:lang w:val="en-US" w:eastAsia="zh-CN"/>
         </w:rPr>
         <w:tab/>
+      </w:r>
+      <w:r>
+        <w:rPr>
+          <w:rFonts w:hint="eastAsia"/>
+          <w:lang w:val="en-US" w:eastAsia="zh-CN"/>
+        </w:rPr>
         <w:t>5、出站默认可以全开；按需收紧，业务不需要外访就缩小出站范围。</w:t>
       </w:r>
     </w:p>
@@ -7011,6 +8038,12 @@
           <w:lang w:val="en-US" w:eastAsia="zh-CN"/>
         </w:rPr>
         <w:tab/>
+      </w:r>
+      <w:r>
+        <w:rPr>
+          <w:rFonts w:hint="eastAsia"/>
+          <w:lang w:val="en-US" w:eastAsia="zh-CN"/>
+        </w:rPr>
         <w:t>1、业务访问不通，ALB健康检查失败</w:t>
       </w:r>
     </w:p>
@@ -7218,6 +8251,12 @@
           <w:lang w:val="en-US" w:eastAsia="zh-CN"/>
         </w:rPr>
         <w:tab/>
+      </w:r>
+      <w:r>
+        <w:rPr>
+          <w:rFonts w:hint="eastAsia"/>
+          <w:lang w:val="en-US" w:eastAsia="zh-CN"/>
+        </w:rPr>
         <w:t>注意：多个安全组是</w:t>
       </w:r>
       <w:r>
@@ -7308,6 +8347,14 @@
           <w:lang w:val="en-US" w:eastAsia="zh-CN"/>
         </w:rPr>
         <w:tab/>
+      </w:r>
+      <w:r>
+        <w:rPr>
+          <w:rFonts w:hint="eastAsia"/>
+          <w:b/>
+          <w:bCs/>
+          <w:lang w:val="en-US" w:eastAsia="zh-CN"/>
+        </w:rPr>
         <w:t>安全组不能做什么</w:t>
       </w:r>
     </w:p>
@@ -7324,6 +8371,12 @@
           <w:lang w:val="en-US" w:eastAsia="zh-CN"/>
         </w:rPr>
         <w:tab/>
+      </w:r>
+      <w:r>
+        <w:rPr>
+          <w:rFonts w:hint="eastAsia"/>
+          <w:lang w:val="en-US" w:eastAsia="zh-CN"/>
+        </w:rPr>
         <w:t>1、不能解析七层HTTP报文，不能防御SQL注入、XSS（交给WAF）**；只管IP、端口、协议。</w:t>
       </w:r>
     </w:p>
@@ -7340,6 +8393,12 @@
           <w:lang w:val="en-US" w:eastAsia="zh-CN"/>
         </w:rPr>
         <w:tab/>
+      </w:r>
+      <w:r>
+        <w:rPr>
+          <w:rFonts w:hint="eastAsia"/>
+          <w:lang w:val="en-US" w:eastAsia="zh-CN"/>
+        </w:rPr>
         <w:t>2、不能防御实例被攻陷后的内网向外主动外联反弹Shell；出站需要配合云防火墙做IPS检测。</w:t>
       </w:r>
     </w:p>
@@ -7356,6 +8415,12 @@
           <w:lang w:val="en-US" w:eastAsia="zh-CN"/>
         </w:rPr>
         <w:tab/>
+      </w:r>
+      <w:r>
+        <w:rPr>
+          <w:rFonts w:hint="eastAsia"/>
+          <w:lang w:val="en-US" w:eastAsia="zh-CN"/>
+        </w:rPr>
         <w:t>3、不能防护主机内部漏洞、木马，搭配主机安全HSS。</w:t>
       </w:r>
     </w:p>
@@ -10107,6 +11172,7 @@
     <w:p>
       <w:pPr>
         <w:numPr>
+          <w:ilvl w:val="0"/>
           <w:numId w:val="0"/>
         </w:numPr>
         <w:ind w:firstLine="420" w:firstLineChars="0"/>
@@ -10491,8 +11557,6 @@
           <w:lang w:val="en-US" w:eastAsia="zh-CN"/>
         </w:rPr>
       </w:pPr>
-      <w:bookmarkStart w:id="0" w:name="_GoBack"/>
-      <w:bookmarkEnd w:id="0"/>
       <w:r>
         <w:rPr>
           <w:rFonts w:hint="eastAsia"/>
@@ -10719,6 +11783,12 @@
           <w:lang w:val="en-US" w:eastAsia="zh-CN"/>
         </w:rPr>
         <w:tab/>
+      </w:r>
+      <w:r>
+        <w:rPr>
+          <w:rFonts w:hint="eastAsia"/>
+          <w:lang w:val="en-US" w:eastAsia="zh-CN"/>
+        </w:rPr>
         <w:t>1、</w:t>
       </w:r>
       <w:r>
@@ -10757,6 +11827,12 @@
           <w:lang w:val="en-US" w:eastAsia="zh-CN"/>
         </w:rPr>
         <w:tab/>
+      </w:r>
+      <w:r>
+        <w:rPr>
+          <w:rFonts w:hint="eastAsia"/>
+          <w:lang w:val="en-US" w:eastAsia="zh-CN"/>
+        </w:rPr>
         <w:t>2、</w:t>
       </w:r>
       <w:r>
@@ -10795,6 +11871,12 @@
           <w:lang w:val="en-US" w:eastAsia="zh-CN"/>
         </w:rPr>
         <w:tab/>
+      </w:r>
+      <w:r>
+        <w:rPr>
+          <w:rFonts w:hint="eastAsia"/>
+          <w:lang w:val="en-US" w:eastAsia="zh-CN"/>
+        </w:rPr>
         <w:t>3、</w:t>
       </w:r>
       <w:r>
@@ -10899,6 +11981,12 @@
           <w:lang w:val="en-US" w:eastAsia="zh-CN"/>
         </w:rPr>
         <w:tab/>
+      </w:r>
+      <w:r>
+        <w:rPr>
+          <w:rFonts w:hint="eastAsia"/>
+          <w:lang w:val="en-US" w:eastAsia="zh-CN"/>
+        </w:rPr>
         <w:t>1、</w:t>
       </w:r>
       <w:r>
@@ -10922,6 +12010,12 @@
           <w:lang w:val="en-US" w:eastAsia="zh-CN"/>
         </w:rPr>
         <w:tab/>
+      </w:r>
+      <w:r>
+        <w:rPr>
+          <w:rFonts w:hint="eastAsia"/>
+          <w:lang w:val="en-US" w:eastAsia="zh-CN"/>
+        </w:rPr>
         <w:t>2、</w:t>
       </w:r>
       <w:r>
@@ -10945,6 +12039,12 @@
           <w:lang w:val="en-US" w:eastAsia="zh-CN"/>
         </w:rPr>
         <w:tab/>
+      </w:r>
+      <w:r>
+        <w:rPr>
+          <w:rFonts w:hint="eastAsia"/>
+          <w:lang w:val="en-US" w:eastAsia="zh-CN"/>
+        </w:rPr>
         <w:t>3、</w:t>
       </w:r>
       <w:r>
@@ -10968,6 +12068,12 @@
           <w:lang w:val="en-US" w:eastAsia="zh-CN"/>
         </w:rPr>
         <w:tab/>
+      </w:r>
+      <w:r>
+        <w:rPr>
+          <w:rFonts w:hint="eastAsia"/>
+          <w:lang w:val="en-US" w:eastAsia="zh-CN"/>
+        </w:rPr>
         <w:t>4、</w:t>
       </w:r>
       <w:r>
@@ -11073,6 +12179,12 @@
           <w:lang w:val="en-US" w:eastAsia="zh-CN"/>
         </w:rPr>
         <w:tab/>
+      </w:r>
+      <w:r>
+        <w:rPr>
+          <w:rFonts w:hint="eastAsia"/>
+          <w:lang w:val="en-US" w:eastAsia="zh-CN"/>
+        </w:rPr>
         <w:t>1、</w:t>
       </w:r>
       <w:r>
@@ -11096,6 +12208,12 @@
           <w:lang w:val="en-US" w:eastAsia="zh-CN"/>
         </w:rPr>
         <w:tab/>
+      </w:r>
+      <w:r>
+        <w:rPr>
+          <w:rFonts w:hint="eastAsia"/>
+          <w:lang w:val="en-US" w:eastAsia="zh-CN"/>
+        </w:rPr>
         <w:t>2、</w:t>
       </w:r>
       <w:r>
@@ -11119,6 +12237,12 @@
           <w:lang w:val="en-US" w:eastAsia="zh-CN"/>
         </w:rPr>
         <w:tab/>
+      </w:r>
+      <w:r>
+        <w:rPr>
+          <w:rFonts w:hint="eastAsia"/>
+          <w:lang w:val="en-US" w:eastAsia="zh-CN"/>
+        </w:rPr>
         <w:t>3、</w:t>
       </w:r>
       <w:r>
@@ -11191,6 +12315,12 @@
           <w:lang w:val="en-US" w:eastAsia="zh-CN"/>
         </w:rPr>
         <w:tab/>
+      </w:r>
+      <w:r>
+        <w:rPr>
+          <w:rFonts w:hint="eastAsia"/>
+          <w:lang w:val="en-US" w:eastAsia="zh-CN"/>
+        </w:rPr>
         <w:t>1、</w:t>
       </w:r>
       <w:r>
@@ -11214,6 +12344,12 @@
           <w:lang w:val="en-US" w:eastAsia="zh-CN"/>
         </w:rPr>
         <w:tab/>
+      </w:r>
+      <w:r>
+        <w:rPr>
+          <w:rFonts w:hint="eastAsia"/>
+          <w:lang w:val="en-US" w:eastAsia="zh-CN"/>
+        </w:rPr>
         <w:t>2、</w:t>
       </w:r>
       <w:r>
@@ -11286,6 +12422,12 @@
           <w:lang w:val="en-US" w:eastAsia="zh-CN"/>
         </w:rPr>
         <w:tab/>
+      </w:r>
+      <w:r>
+        <w:rPr>
+          <w:rFonts w:hint="eastAsia"/>
+          <w:lang w:val="en-US" w:eastAsia="zh-CN"/>
+        </w:rPr>
         <w:t>1、</w:t>
       </w:r>
       <w:r>
@@ -11309,6 +12451,12 @@
           <w:lang w:val="en-US" w:eastAsia="zh-CN"/>
         </w:rPr>
         <w:tab/>
+      </w:r>
+      <w:r>
+        <w:rPr>
+          <w:rFonts w:hint="eastAsia"/>
+          <w:lang w:val="en-US" w:eastAsia="zh-CN"/>
+        </w:rPr>
         <w:t>2、</w:t>
       </w:r>
       <w:r>
@@ -11332,6 +12480,12 @@
           <w:lang w:val="en-US" w:eastAsia="zh-CN"/>
         </w:rPr>
         <w:tab/>
+      </w:r>
+      <w:r>
+        <w:rPr>
+          <w:rFonts w:hint="eastAsia"/>
+          <w:lang w:val="en-US" w:eastAsia="zh-CN"/>
+        </w:rPr>
         <w:t>3、</w:t>
       </w:r>
       <w:r>
@@ -11535,6 +12689,12 @@
           <w:lang w:val="en-US" w:eastAsia="zh-CN"/>
         </w:rPr>
         <w:tab/>
+      </w:r>
+      <w:r>
+        <w:rPr>
+          <w:rFonts w:hint="eastAsia"/>
+          <w:lang w:val="en-US" w:eastAsia="zh-CN"/>
+        </w:rPr>
         <w:t>1、</w:t>
       </w:r>
       <w:r>
@@ -11573,6 +12733,12 @@
           <w:lang w:val="en-US" w:eastAsia="zh-CN"/>
         </w:rPr>
         <w:tab/>
+      </w:r>
+      <w:r>
+        <w:rPr>
+          <w:rFonts w:hint="eastAsia"/>
+          <w:lang w:val="en-US" w:eastAsia="zh-CN"/>
+        </w:rPr>
         <w:t>2、</w:t>
       </w:r>
       <w:r>
@@ -11596,6 +12762,12 @@
           <w:lang w:val="en-US" w:eastAsia="zh-CN"/>
         </w:rPr>
         <w:tab/>
+      </w:r>
+      <w:r>
+        <w:rPr>
+          <w:rFonts w:hint="eastAsia"/>
+          <w:lang w:val="en-US" w:eastAsia="zh-CN"/>
+        </w:rPr>
         <w:t>3、</w:t>
       </w:r>
       <w:r>
@@ -11717,6 +12889,12 @@
           <w:lang w:val="en-US" w:eastAsia="zh-CN"/>
         </w:rPr>
         <w:tab/>
+      </w:r>
+      <w:r>
+        <w:rPr>
+          <w:rFonts w:hint="eastAsia"/>
+          <w:lang w:val="en-US" w:eastAsia="zh-CN"/>
+        </w:rPr>
         <w:t>1、</w:t>
       </w:r>
       <w:r>
@@ -11740,6 +12918,12 @@
           <w:lang w:val="en-US" w:eastAsia="zh-CN"/>
         </w:rPr>
         <w:tab/>
+      </w:r>
+      <w:r>
+        <w:rPr>
+          <w:rFonts w:hint="eastAsia"/>
+          <w:lang w:val="en-US" w:eastAsia="zh-CN"/>
+        </w:rPr>
         <w:t>2、</w:t>
       </w:r>
       <w:r>
@@ -11828,6 +13012,12 @@
           <w:lang w:val="en-US" w:eastAsia="zh-CN"/>
         </w:rPr>
         <w:tab/>
+      </w:r>
+      <w:r>
+        <w:rPr>
+          <w:rFonts w:hint="eastAsia"/>
+          <w:lang w:val="en-US" w:eastAsia="zh-CN"/>
+        </w:rPr>
         <w:t>1、</w:t>
       </w:r>
       <w:r>
@@ -11866,6 +13056,12 @@
           <w:lang w:val="en-US" w:eastAsia="zh-CN"/>
         </w:rPr>
         <w:tab/>
+      </w:r>
+      <w:r>
+        <w:rPr>
+          <w:rFonts w:hint="eastAsia"/>
+          <w:lang w:val="en-US" w:eastAsia="zh-CN"/>
+        </w:rPr>
         <w:t>2、</w:t>
       </w:r>
       <w:r>
@@ -12001,6 +13197,12 @@
           <w:lang w:val="en-US" w:eastAsia="zh-CN"/>
         </w:rPr>
         <w:tab/>
+      </w:r>
+      <w:r>
+        <w:rPr>
+          <w:rFonts w:hint="eastAsia"/>
+          <w:lang w:val="en-US" w:eastAsia="zh-CN"/>
+        </w:rPr>
         <w:t>1、</w:t>
       </w:r>
       <w:r>
@@ -12024,6 +13226,12 @@
           <w:lang w:val="en-US" w:eastAsia="zh-CN"/>
         </w:rPr>
         <w:tab/>
+      </w:r>
+      <w:r>
+        <w:rPr>
+          <w:rFonts w:hint="eastAsia"/>
+          <w:lang w:val="en-US" w:eastAsia="zh-CN"/>
+        </w:rPr>
         <w:t>2、</w:t>
       </w:r>
       <w:r>
@@ -12047,6 +13255,12 @@
           <w:lang w:val="en-US" w:eastAsia="zh-CN"/>
         </w:rPr>
         <w:tab/>
+      </w:r>
+      <w:r>
+        <w:rPr>
+          <w:rFonts w:hint="eastAsia"/>
+          <w:lang w:val="en-US" w:eastAsia="zh-CN"/>
+        </w:rPr>
         <w:t>3、</w:t>
       </w:r>
       <w:r>
@@ -12119,6 +13333,12 @@
           <w:lang w:val="en-US" w:eastAsia="zh-CN"/>
         </w:rPr>
         <w:tab/>
+      </w:r>
+      <w:r>
+        <w:rPr>
+          <w:rFonts w:hint="eastAsia"/>
+          <w:lang w:val="en-US" w:eastAsia="zh-CN"/>
+        </w:rPr>
         <w:t>1、</w:t>
       </w:r>
       <w:r>
@@ -12142,6 +13362,12 @@
           <w:lang w:val="en-US" w:eastAsia="zh-CN"/>
         </w:rPr>
         <w:tab/>
+      </w:r>
+      <w:r>
+        <w:rPr>
+          <w:rFonts w:hint="eastAsia"/>
+          <w:lang w:val="en-US" w:eastAsia="zh-CN"/>
+        </w:rPr>
         <w:t>2、</w:t>
       </w:r>
       <w:r>
@@ -12165,6 +13391,12 @@
           <w:lang w:val="en-US" w:eastAsia="zh-CN"/>
         </w:rPr>
         <w:tab/>
+      </w:r>
+      <w:r>
+        <w:rPr>
+          <w:rFonts w:hint="eastAsia"/>
+          <w:lang w:val="en-US" w:eastAsia="zh-CN"/>
+        </w:rPr>
         <w:t>3、</w:t>
       </w:r>
       <w:r>
@@ -12358,6 +13590,12 @@
           <w:lang w:val="en-US" w:eastAsia="zh-CN"/>
         </w:rPr>
         <w:tab/>
+      </w:r>
+      <w:r>
+        <w:rPr>
+          <w:rFonts w:hint="eastAsia"/>
+          <w:lang w:val="en-US" w:eastAsia="zh-CN"/>
+        </w:rPr>
         <w:t>2、</w:t>
       </w:r>
       <w:r>
